--- a/teacher-tools/activity-guides/10-3-activity-teacher.docx
+++ b/teacher-tools/activity-guides/10-3-activity-teacher.docx
@@ -571,7 +571,7 @@
           <w:sz w:val="22"/>
           <w:szCs w:val="22"/>
         </w:rPr>
-        <w:t xml:space="preserve">•  Six equal squares in a T shape</w:t>
+        <w:t xml:space="preserve">•  Six rectangles in a T shape (3 matching pairs)</w:t>
       </w:r>
     </w:p>
     <w:p>

--- a/teacher-tools/activity-guides/10-3-activity-teacher.docx
+++ b/teacher-tools/activity-guides/10-3-activity-teacher.docx
@@ -46,7 +46,7 @@
           <w:sz w:val="20"/>
           <w:szCs w:val="20"/>
         </w:rPr>
-        <w:t xml:space="preserve">Lesson 10-3 — Surface Area Using Nets  ·  6.G.4</w:t>
+        <w:t xml:space="preserve">Lesson 10-3 — Surface Area Using Nets  ·  6.GR.4</w:t>
       </w:r>
     </w:p>
     <w:p>
@@ -571,7 +571,7 @@
           <w:sz w:val="22"/>
           <w:szCs w:val="22"/>
         </w:rPr>
-        <w:t xml:space="preserve">•  Six equal squares in a T shape</w:t>
+        <w:t xml:space="preserve">•  Six rectangles in a T shape (3 matching pairs)</w:t>
       </w:r>
     </w:p>
     <w:p>
@@ -959,6 +959,36 @@
           <w:szCs w:val="22"/>
         </w:rPr>
         <w:t xml:space="preserve">Hint: Each face has a matching face on the opposite side, so the 16 in² front needs a 16 in² back.</w:t>
+      </w:r>
+    </w:p>
+    <w:p>
+      <w:pPr>
+        <w:shd w:fill="0E7C86" w:color="auto" w:val="clear"/>
+        <w:spacing w:after="80" w:before="160"/>
+      </w:pPr>
+      <w:r>
+        <w:rPr>
+          <w:rFonts w:ascii="Calibri" w:cs="Calibri" w:eastAsia="Calibri" w:hAnsi="Calibri"/>
+          <w:b/>
+          <w:bCs/>
+          <w:color w:val="FFFFFF"/>
+          <w:sz w:val="22"/>
+          <w:szCs w:val="22"/>
+        </w:rPr>
+        <w:t xml:space="preserve">Net 7 · net-folder</w:t>
+      </w:r>
+    </w:p>
+    <w:p>
+      <w:pPr>
+        <w:spacing w:after="120" w:before="0"/>
+      </w:pPr>
+      <w:r>
+        <w:rPr>
+          <w:rFonts w:ascii="Calibri" w:cs="Calibri" w:eastAsia="Calibri" w:hAnsi="Calibri"/>
+          <w:sz w:val="22"/>
+          <w:szCs w:val="22"/>
+        </w:rPr>
+        <w:t xml:space="preserve">Drag the Fold slider to close the net into a 3D solid. Watch which faces become the top, bottom, and sides — those are the faces you count when you find surface area.</w:t>
       </w:r>
     </w:p>
     <w:sectPr>
